--- a/n8n/NOMAAD-Contract-Template-v3.docx
+++ b/n8n/NOMAAD-Contract-Template-v3.docx
@@ -1329,7 +1329,7 @@
           <w:sz w:val="22"/>
           <w:szCs w:val="22"/>
         </w:rPr>
-        <w:t xml:space="preserve">Захиалагч нь үйлчилгээний тогтсон цагт соёлтой боловсон үйлчлүүлэх ба хэрвээ эд хогшил, тоног төхөөрөмж, багаж хэрэгсэлд гэмтэл учруулсан тохиолдолд хохирлыг Гүйцэтгэгч талын Хавсралт №2-т заасан зохих тарифаар хохирлыг бүрэн барагдуулна.</w:t>
+        <w:t xml:space="preserve">Захиалагч нь үйлчилгээний тогтсон цагт соёлтой боловсон үйлчлүүлэх ба хэрвээ эд хогшил, тоног төхөөрөмж, багаж хэрэгсэлд гэмтэл учруулсан тохиолдолд хохирлыг тухайн үеийн зах зээлийн үнэлгээгээр Гүйцэтгэгч талд бүрэн барагдуулна. Тоног төхөөрөмж, тохижилтыг зориулалтын бусаар ашиглах нь эвдрэл гэмтэл үүсэх гол шалтгаан болдог тул зориулалтын дагуу ашиглана уу.</w:t>
       </w:r>
     </w:p>
     <w:p>
@@ -2559,1771 +2559,6 @@
           <w:szCs w:val="28"/>
         </w:rPr>
         <w:t xml:space="preserve">{{appendix_1_total}}</w:t>
-      </w:r>
-    </w:p>
-    <w:p>
-      <w:pPr>
-        <w:spacing w:after="120" w:line="280"/>
-      </w:pPr>
-      <w:r>
-        <w:rPr>
-          <w:rFonts w:ascii="Arial" w:cs="Arial" w:eastAsia="Arial" w:hAnsi="Arial"/>
-          <w:sz w:val="22"/>
-          <w:szCs w:val="22"/>
-        </w:rPr>
-        <w:t xml:space="preserve"/>
-      </w:r>
-    </w:p>
-    <w:tbl>
-      <w:tblPr>
-        <w:tblW w:type="dxa" w:w="9360"/>
-        <w:tblBorders>
-          <w:top w:val="single" w:color="auto" w:sz="4"/>
-          <w:left w:val="single" w:color="auto" w:sz="4"/>
-          <w:bottom w:val="single" w:color="auto" w:sz="4"/>
-          <w:right w:val="single" w:color="auto" w:sz="4"/>
-          <w:insideH w:val="single" w:color="auto" w:sz="4"/>
-          <w:insideV w:val="single" w:color="auto" w:sz="4"/>
-        </w:tblBorders>
-      </w:tblPr>
-      <w:tblGrid>
-        <w:gridCol w:w="4680"/>
-        <w:gridCol w:w="4680"/>
-      </w:tblGrid>
-      <w:tr>
-        <w:tc>
-          <w:tcPr>
-            <w:tcW w:type="dxa" w:w="4680"/>
-            <w:tcBorders>
-              <w:top w:val="single" w:color="999999" w:sz="4"/>
-              <w:left w:val="single" w:color="999999" w:sz="4"/>
-              <w:bottom w:val="single" w:color="999999" w:sz="4"/>
-              <w:right w:val="single" w:color="999999" w:sz="4"/>
-            </w:tcBorders>
-            <w:tcMar>
-              <w:top w:type="dxa" w:w="120"/>
-              <w:left w:type="dxa" w:w="160"/>
-              <w:bottom w:type="dxa" w:w="120"/>
-              <w:right w:type="dxa" w:w="160"/>
-            </w:tcMar>
-          </w:tcPr>
-          <w:p>
-            <w:pPr>
-              <w:spacing w:after="0" w:line="240"/>
-              <w:jc w:val="left"/>
-            </w:pPr>
-            <w:r>
-              <w:rPr>
-                <w:rFonts w:ascii="Arial" w:cs="Arial" w:eastAsia="Arial" w:hAnsi="Arial"/>
-                <w:b/>
-                <w:bCs/>
-                <w:sz w:val="20"/>
-                <w:szCs w:val="20"/>
-              </w:rPr>
-              <w:t xml:space="preserve">Захиалагч: "{{company_name}}" ХХК</w:t>
-            </w:r>
-          </w:p>
-          <w:p>
-            <w:pPr>
-              <w:spacing w:after="0" w:line="240"/>
-              <w:jc w:val="left"/>
-            </w:pPr>
-            <w:r>
-              <w:rPr>
-                <w:rFonts w:ascii="Arial" w:cs="Arial" w:eastAsia="Arial" w:hAnsi="Arial"/>
-                <w:b w:val="false"/>
-                <w:bCs w:val="false"/>
-                <w:sz w:val="20"/>
-                <w:szCs w:val="20"/>
-              </w:rPr>
-              <w:t xml:space="preserve">{{contact_position}}: {{contact_name}}</w:t>
-            </w:r>
-          </w:p>
-          <w:p>
-            <w:pPr>
-              <w:spacing w:after="0" w:line="240"/>
-              <w:jc w:val="left"/>
-            </w:pPr>
-            <w:r>
-              <w:rPr>
-                <w:rFonts w:ascii="Arial" w:cs="Arial" w:eastAsia="Arial" w:hAnsi="Arial"/>
-                <w:b w:val="false"/>
-                <w:bCs w:val="false"/>
-                <w:sz w:val="20"/>
-                <w:szCs w:val="20"/>
-              </w:rPr>
-              <w:t xml:space="preserve"/>
-            </w:r>
-          </w:p>
-          <w:p>
-            <w:pPr>
-              <w:spacing w:after="0" w:line="240"/>
-              <w:jc w:val="left"/>
-            </w:pPr>
-            <w:r>
-              <w:rPr>
-                <w:rFonts w:ascii="Arial" w:cs="Arial" w:eastAsia="Arial" w:hAnsi="Arial"/>
-                <w:b w:val="false"/>
-                <w:bCs w:val="false"/>
-                <w:sz w:val="20"/>
-                <w:szCs w:val="20"/>
-              </w:rPr>
-              <w:t xml:space="preserve">Гарын үсэг: _____________________</w:t>
-            </w:r>
-          </w:p>
-        </w:tc>
-        <w:tc>
-          <w:tcPr>
-            <w:tcW w:type="dxa" w:w="4680"/>
-            <w:tcBorders>
-              <w:top w:val="single" w:color="999999" w:sz="4"/>
-              <w:left w:val="single" w:color="999999" w:sz="4"/>
-              <w:bottom w:val="single" w:color="999999" w:sz="4"/>
-              <w:right w:val="single" w:color="999999" w:sz="4"/>
-            </w:tcBorders>
-            <w:tcMar>
-              <w:top w:type="dxa" w:w="120"/>
-              <w:left w:type="dxa" w:w="160"/>
-              <w:bottom w:type="dxa" w:w="120"/>
-              <w:right w:type="dxa" w:w="160"/>
-            </w:tcMar>
-          </w:tcPr>
-          <w:p>
-            <w:pPr>
-              <w:spacing w:after="0" w:line="240"/>
-              <w:jc w:val="left"/>
-            </w:pPr>
-            <w:r>
-              <w:rPr>
-                <w:rFonts w:ascii="Arial" w:cs="Arial" w:eastAsia="Arial" w:hAnsi="Arial"/>
-                <w:b/>
-                <w:bCs/>
-                <w:sz w:val="20"/>
-                <w:szCs w:val="20"/>
-              </w:rPr>
-              <w:t xml:space="preserve">Гүйцэтгэгч: "Чимун" ХХК</w:t>
-            </w:r>
-          </w:p>
-          <w:p>
-            <w:pPr>
-              <w:spacing w:after="0" w:line="240"/>
-              <w:jc w:val="left"/>
-            </w:pPr>
-            <w:r>
-              <w:rPr>
-                <w:rFonts w:ascii="Arial" w:cs="Arial" w:eastAsia="Arial" w:hAnsi="Arial"/>
-                <w:b w:val="false"/>
-                <w:bCs w:val="false"/>
-                <w:sz w:val="20"/>
-                <w:szCs w:val="20"/>
-              </w:rPr>
-              <w:t xml:space="preserve">Гүйцэтгэх захирал: Г.Мөнх-Учрал</w:t>
-            </w:r>
-          </w:p>
-          <w:p>
-            <w:pPr>
-              <w:spacing w:after="0" w:line="240"/>
-              <w:jc w:val="left"/>
-            </w:pPr>
-            <w:r>
-              <w:rPr>
-                <w:rFonts w:ascii="Arial" w:cs="Arial" w:eastAsia="Arial" w:hAnsi="Arial"/>
-                <w:b w:val="false"/>
-                <w:bCs w:val="false"/>
-                <w:sz w:val="20"/>
-                <w:szCs w:val="20"/>
-              </w:rPr>
-              <w:t xml:space="preserve"/>
-            </w:r>
-          </w:p>
-          <w:p>
-            <w:pPr>
-              <w:spacing w:after="0" w:line="240"/>
-              <w:jc w:val="left"/>
-            </w:pPr>
-            <w:r>
-              <w:rPr>
-                <w:rFonts w:ascii="Arial" w:cs="Arial" w:eastAsia="Arial" w:hAnsi="Arial"/>
-                <w:b w:val="false"/>
-                <w:bCs w:val="false"/>
-                <w:sz w:val="20"/>
-                <w:szCs w:val="20"/>
-              </w:rPr>
-              <w:t xml:space="preserve">Гарын үсэг: _____________________</w:t>
-            </w:r>
-          </w:p>
-        </w:tc>
-      </w:tr>
-    </w:tbl>
-    <w:p>
-      <w:r>
-        <w:br w:type="page"/>
-      </w:r>
-    </w:p>
-    <w:p>
-      <w:pPr>
-        <w:spacing w:after="120" w:before="120"/>
-        <w:jc w:val="center"/>
-      </w:pPr>
-      <w:r>
-        <w:rPr>
-          <w:rFonts w:ascii="Arial" w:cs="Arial" w:eastAsia="Arial" w:hAnsi="Arial"/>
-          <w:b/>
-          <w:bCs/>
-          <w:sz w:val="22"/>
-          <w:szCs w:val="22"/>
-        </w:rPr>
-        <w:t xml:space="preserve">Хавсралт №2</w:t>
-      </w:r>
-    </w:p>
-    <w:p>
-      <w:pPr>
-        <w:spacing w:after="120" w:before="120"/>
-        <w:jc w:val="center"/>
-      </w:pPr>
-      <w:r>
-        <w:rPr>
-          <w:rFonts w:ascii="Arial" w:cs="Arial" w:eastAsia="Arial" w:hAnsi="Arial"/>
-          <w:b w:val="false"/>
-          <w:bCs w:val="false"/>
-          <w:sz w:val="22"/>
-          <w:szCs w:val="22"/>
-        </w:rPr>
-        <w:t xml:space="preserve">Тоног төхөөрөмж, эд хогшлын эвдрэлийн тариф</w:t>
-      </w:r>
-    </w:p>
-    <w:p>
-      <w:pPr>
-        <w:spacing w:after="120" w:line="280"/>
-      </w:pPr>
-      <w:r>
-        <w:rPr>
-          <w:rFonts w:ascii="Arial" w:cs="Arial" w:eastAsia="Arial" w:hAnsi="Arial"/>
-          <w:sz w:val="22"/>
-          <w:szCs w:val="22"/>
-        </w:rPr>
-        <w:t xml:space="preserve"/>
-      </w:r>
-    </w:p>
-    <w:p>
-      <w:pPr>
-        <w:spacing w:after="120" w:line="280"/>
-      </w:pPr>
-      <w:r>
-        <w:rPr>
-          <w:rFonts w:ascii="Arial" w:cs="Arial" w:eastAsia="Arial" w:hAnsi="Arial"/>
-          <w:sz w:val="22"/>
-          <w:szCs w:val="22"/>
-        </w:rPr>
-        <w:t xml:space="preserve">Захиалагч талын буруугаас Гүйцэтгэгч талын эд хогшил, тоног төхөөрөмжид гэмтэл учирсан тохиолдолд хохирлыг доорх тарифаар бүрэн барагдуулна:</w:t>
-      </w:r>
-    </w:p>
-    <w:p>
-      <w:pPr>
-        <w:spacing w:after="120" w:line="280"/>
-      </w:pPr>
-      <w:r>
-        <w:rPr>
-          <w:rFonts w:ascii="Arial" w:cs="Arial" w:eastAsia="Arial" w:hAnsi="Arial"/>
-          <w:sz w:val="22"/>
-          <w:szCs w:val="22"/>
-        </w:rPr>
-        <w:t xml:space="preserve"/>
-      </w:r>
-    </w:p>
-    <w:tbl>
-      <w:tblPr>
-        <w:tblW w:type="dxa" w:w="9360"/>
-        <w:tblBorders>
-          <w:top w:val="single" w:color="auto" w:sz="4"/>
-          <w:left w:val="single" w:color="auto" w:sz="4"/>
-          <w:bottom w:val="single" w:color="auto" w:sz="4"/>
-          <w:right w:val="single" w:color="auto" w:sz="4"/>
-          <w:insideH w:val="single" w:color="auto" w:sz="4"/>
-          <w:insideV w:val="single" w:color="auto" w:sz="4"/>
-        </w:tblBorders>
-      </w:tblPr>
-      <w:tblGrid>
-        <w:gridCol w:w="6240"/>
-        <w:gridCol w:w="3120"/>
-      </w:tblGrid>
-      <w:tr>
-        <w:trPr>
-          <w:tblHeader/>
-        </w:trPr>
-        <w:tc>
-          <w:tcPr>
-            <w:tcW w:type="dxa" w:w="6240"/>
-            <w:tcBorders>
-              <w:top w:val="single" w:color="999999" w:sz="4"/>
-              <w:left w:val="single" w:color="999999" w:sz="4"/>
-              <w:bottom w:val="single" w:color="999999" w:sz="4"/>
-              <w:right w:val="single" w:color="999999" w:sz="4"/>
-            </w:tcBorders>
-            <w:shd w:fill="F2F2F2" w:val="clear"/>
-            <w:tcMar>
-              <w:top w:type="dxa" w:w="80"/>
-              <w:left w:type="dxa" w:w="120"/>
-              <w:bottom w:type="dxa" w:w="80"/>
-              <w:right w:type="dxa" w:w="120"/>
-            </w:tcMar>
-          </w:tcPr>
-          <w:p>
-            <w:pPr>
-              <w:spacing w:after="0" w:line="240"/>
-              <w:jc w:val="left"/>
-            </w:pPr>
-            <w:r>
-              <w:rPr>
-                <w:rFonts w:ascii="Arial" w:cs="Arial" w:eastAsia="Arial" w:hAnsi="Arial"/>
-                <w:b/>
-                <w:bCs/>
-                <w:sz w:val="20"/>
-                <w:szCs w:val="20"/>
-              </w:rPr>
-              <w:t xml:space="preserve">Эд хогшил, тоног төхөөрөмж</w:t>
-            </w:r>
-          </w:p>
-        </w:tc>
-        <w:tc>
-          <w:tcPr>
-            <w:tcW w:type="dxa" w:w="3120"/>
-            <w:tcBorders>
-              <w:top w:val="single" w:color="999999" w:sz="4"/>
-              <w:left w:val="single" w:color="999999" w:sz="4"/>
-              <w:bottom w:val="single" w:color="999999" w:sz="4"/>
-              <w:right w:val="single" w:color="999999" w:sz="4"/>
-            </w:tcBorders>
-            <w:shd w:fill="F2F2F2" w:val="clear"/>
-            <w:tcMar>
-              <w:top w:type="dxa" w:w="80"/>
-              <w:left w:type="dxa" w:w="120"/>
-              <w:bottom w:type="dxa" w:w="80"/>
-              <w:right w:type="dxa" w:w="120"/>
-            </w:tcMar>
-          </w:tcPr>
-          <w:p>
-            <w:pPr>
-              <w:spacing w:after="0" w:line="240"/>
-              <w:jc w:val="right"/>
-            </w:pPr>
-            <w:r>
-              <w:rPr>
-                <w:rFonts w:ascii="Arial" w:cs="Arial" w:eastAsia="Arial" w:hAnsi="Arial"/>
-                <w:b/>
-                <w:bCs/>
-                <w:sz w:val="20"/>
-                <w:szCs w:val="20"/>
-              </w:rPr>
-              <w:t xml:space="preserve">Тариф (₮)</w:t>
-            </w:r>
-          </w:p>
-        </w:tc>
-      </w:tr>
-      <w:tr>
-        <w:tc>
-          <w:tcPr>
-            <w:tcW w:type="dxa" w:w="6240"/>
-            <w:tcBorders>
-              <w:top w:val="single" w:color="999999" w:sz="4"/>
-              <w:left w:val="single" w:color="999999" w:sz="4"/>
-              <w:bottom w:val="single" w:color="999999" w:sz="4"/>
-              <w:right w:val="single" w:color="999999" w:sz="4"/>
-            </w:tcBorders>
-            <w:tcMar>
-              <w:top w:type="dxa" w:w="60"/>
-              <w:left w:type="dxa" w:w="120"/>
-              <w:bottom w:type="dxa" w:w="60"/>
-              <w:right w:type="dxa" w:w="120"/>
-            </w:tcMar>
-          </w:tcPr>
-          <w:p>
-            <w:pPr>
-              <w:spacing w:after="0" w:line="240"/>
-              <w:jc w:val="left"/>
-            </w:pPr>
-            <w:r>
-              <w:rPr>
-                <w:rFonts w:ascii="Arial" w:cs="Arial" w:eastAsia="Arial" w:hAnsi="Arial"/>
-                <w:b w:val="false"/>
-                <w:bCs w:val="false"/>
-                <w:sz w:val="20"/>
-                <w:szCs w:val="20"/>
-              </w:rPr>
-              <w:t xml:space="preserve">Майхан 4 хүн</w:t>
-            </w:r>
-          </w:p>
-        </w:tc>
-        <w:tc>
-          <w:tcPr>
-            <w:tcW w:type="dxa" w:w="3120"/>
-            <w:tcBorders>
-              <w:top w:val="single" w:color="999999" w:sz="4"/>
-              <w:left w:val="single" w:color="999999" w:sz="4"/>
-              <w:bottom w:val="single" w:color="999999" w:sz="4"/>
-              <w:right w:val="single" w:color="999999" w:sz="4"/>
-            </w:tcBorders>
-            <w:tcMar>
-              <w:top w:type="dxa" w:w="60"/>
-              <w:left w:type="dxa" w:w="120"/>
-              <w:bottom w:type="dxa" w:w="60"/>
-              <w:right w:type="dxa" w:w="120"/>
-            </w:tcMar>
-          </w:tcPr>
-          <w:p>
-            <w:pPr>
-              <w:spacing w:after="0" w:line="240"/>
-              <w:jc w:val="right"/>
-            </w:pPr>
-            <w:r>
-              <w:rPr>
-                <w:rFonts w:ascii="Arial" w:cs="Arial" w:eastAsia="Arial" w:hAnsi="Arial"/>
-                <w:b w:val="false"/>
-                <w:bCs w:val="false"/>
-                <w:sz w:val="20"/>
-                <w:szCs w:val="20"/>
-              </w:rPr>
-              <w:t xml:space="preserve">1,900,000</w:t>
-            </w:r>
-          </w:p>
-        </w:tc>
-      </w:tr>
-      <w:tr>
-        <w:tc>
-          <w:tcPr>
-            <w:tcW w:type="dxa" w:w="6240"/>
-            <w:tcBorders>
-              <w:top w:val="single" w:color="999999" w:sz="4"/>
-              <w:left w:val="single" w:color="999999" w:sz="4"/>
-              <w:bottom w:val="single" w:color="999999" w:sz="4"/>
-              <w:right w:val="single" w:color="999999" w:sz="4"/>
-            </w:tcBorders>
-            <w:tcMar>
-              <w:top w:type="dxa" w:w="60"/>
-              <w:left w:type="dxa" w:w="120"/>
-              <w:bottom w:type="dxa" w:w="60"/>
-              <w:right w:type="dxa" w:w="120"/>
-            </w:tcMar>
-          </w:tcPr>
-          <w:p>
-            <w:pPr>
-              <w:spacing w:after="0" w:line="240"/>
-              <w:jc w:val="left"/>
-            </w:pPr>
-            <w:r>
-              <w:rPr>
-                <w:rFonts w:ascii="Arial" w:cs="Arial" w:eastAsia="Arial" w:hAnsi="Arial"/>
-                <w:b w:val="false"/>
-                <w:bCs w:val="false"/>
-                <w:sz w:val="20"/>
-                <w:szCs w:val="20"/>
-              </w:rPr>
-              <w:t xml:space="preserve">Майхан 6 хүн</w:t>
-            </w:r>
-          </w:p>
-        </w:tc>
-        <w:tc>
-          <w:tcPr>
-            <w:tcW w:type="dxa" w:w="3120"/>
-            <w:tcBorders>
-              <w:top w:val="single" w:color="999999" w:sz="4"/>
-              <w:left w:val="single" w:color="999999" w:sz="4"/>
-              <w:bottom w:val="single" w:color="999999" w:sz="4"/>
-              <w:right w:val="single" w:color="999999" w:sz="4"/>
-            </w:tcBorders>
-            <w:tcMar>
-              <w:top w:type="dxa" w:w="60"/>
-              <w:left w:type="dxa" w:w="120"/>
-              <w:bottom w:type="dxa" w:w="60"/>
-              <w:right w:type="dxa" w:w="120"/>
-            </w:tcMar>
-          </w:tcPr>
-          <w:p>
-            <w:pPr>
-              <w:spacing w:after="0" w:line="240"/>
-              <w:jc w:val="right"/>
-            </w:pPr>
-            <w:r>
-              <w:rPr>
-                <w:rFonts w:ascii="Arial" w:cs="Arial" w:eastAsia="Arial" w:hAnsi="Arial"/>
-                <w:b w:val="false"/>
-                <w:bCs w:val="false"/>
-                <w:sz w:val="20"/>
-                <w:szCs w:val="20"/>
-              </w:rPr>
-              <w:t xml:space="preserve">2,500,000</w:t>
-            </w:r>
-          </w:p>
-        </w:tc>
-      </w:tr>
-      <w:tr>
-        <w:tc>
-          <w:tcPr>
-            <w:tcW w:type="dxa" w:w="6240"/>
-            <w:tcBorders>
-              <w:top w:val="single" w:color="999999" w:sz="4"/>
-              <w:left w:val="single" w:color="999999" w:sz="4"/>
-              <w:bottom w:val="single" w:color="999999" w:sz="4"/>
-              <w:right w:val="single" w:color="999999" w:sz="4"/>
-            </w:tcBorders>
-            <w:tcMar>
-              <w:top w:type="dxa" w:w="60"/>
-              <w:left w:type="dxa" w:w="120"/>
-              <w:bottom w:type="dxa" w:w="60"/>
-              <w:right w:type="dxa" w:w="120"/>
-            </w:tcMar>
-          </w:tcPr>
-          <w:p>
-            <w:pPr>
-              <w:spacing w:after="0" w:line="240"/>
-              <w:jc w:val="left"/>
-            </w:pPr>
-            <w:r>
-              <w:rPr>
-                <w:rFonts w:ascii="Arial" w:cs="Arial" w:eastAsia="Arial" w:hAnsi="Arial"/>
-                <w:b w:val="false"/>
-                <w:bCs w:val="false"/>
-                <w:sz w:val="20"/>
-                <w:szCs w:val="20"/>
-              </w:rPr>
-              <w:t xml:space="preserve">Майхан 8 хүн</w:t>
-            </w:r>
-          </w:p>
-        </w:tc>
-        <w:tc>
-          <w:tcPr>
-            <w:tcW w:type="dxa" w:w="3120"/>
-            <w:tcBorders>
-              <w:top w:val="single" w:color="999999" w:sz="4"/>
-              <w:left w:val="single" w:color="999999" w:sz="4"/>
-              <w:bottom w:val="single" w:color="999999" w:sz="4"/>
-              <w:right w:val="single" w:color="999999" w:sz="4"/>
-            </w:tcBorders>
-            <w:tcMar>
-              <w:top w:type="dxa" w:w="60"/>
-              <w:left w:type="dxa" w:w="120"/>
-              <w:bottom w:type="dxa" w:w="60"/>
-              <w:right w:type="dxa" w:w="120"/>
-            </w:tcMar>
-          </w:tcPr>
-          <w:p>
-            <w:pPr>
-              <w:spacing w:after="0" w:line="240"/>
-              <w:jc w:val="right"/>
-            </w:pPr>
-            <w:r>
-              <w:rPr>
-                <w:rFonts w:ascii="Arial" w:cs="Arial" w:eastAsia="Arial" w:hAnsi="Arial"/>
-                <w:b w:val="false"/>
-                <w:bCs w:val="false"/>
-                <w:sz w:val="20"/>
-                <w:szCs w:val="20"/>
-              </w:rPr>
-              <w:t xml:space="preserve">3,200,000</w:t>
-            </w:r>
-          </w:p>
-        </w:tc>
-      </w:tr>
-      <w:tr>
-        <w:tc>
-          <w:tcPr>
-            <w:tcW w:type="dxa" w:w="6240"/>
-            <w:tcBorders>
-              <w:top w:val="single" w:color="999999" w:sz="4"/>
-              <w:left w:val="single" w:color="999999" w:sz="4"/>
-              <w:bottom w:val="single" w:color="999999" w:sz="4"/>
-              <w:right w:val="single" w:color="999999" w:sz="4"/>
-            </w:tcBorders>
-            <w:tcMar>
-              <w:top w:type="dxa" w:w="60"/>
-              <w:left w:type="dxa" w:w="120"/>
-              <w:bottom w:type="dxa" w:w="60"/>
-              <w:right w:type="dxa" w:w="120"/>
-            </w:tcMar>
-          </w:tcPr>
-          <w:p>
-            <w:pPr>
-              <w:spacing w:after="0" w:line="240"/>
-              <w:jc w:val="left"/>
-            </w:pPr>
-            <w:r>
-              <w:rPr>
-                <w:rFonts w:ascii="Arial" w:cs="Arial" w:eastAsia="Arial" w:hAnsi="Arial"/>
-                <w:b w:val="false"/>
-                <w:bCs w:val="false"/>
-                <w:sz w:val="20"/>
-                <w:szCs w:val="20"/>
-              </w:rPr>
-              <w:t xml:space="preserve">Зөөлөвчтэй аяны ор</w:t>
-            </w:r>
-          </w:p>
-        </w:tc>
-        <w:tc>
-          <w:tcPr>
-            <w:tcW w:type="dxa" w:w="3120"/>
-            <w:tcBorders>
-              <w:top w:val="single" w:color="999999" w:sz="4"/>
-              <w:left w:val="single" w:color="999999" w:sz="4"/>
-              <w:bottom w:val="single" w:color="999999" w:sz="4"/>
-              <w:right w:val="single" w:color="999999" w:sz="4"/>
-            </w:tcBorders>
-            <w:tcMar>
-              <w:top w:type="dxa" w:w="60"/>
-              <w:left w:type="dxa" w:w="120"/>
-              <w:bottom w:type="dxa" w:w="60"/>
-              <w:right w:type="dxa" w:w="120"/>
-            </w:tcMar>
-          </w:tcPr>
-          <w:p>
-            <w:pPr>
-              <w:spacing w:after="0" w:line="240"/>
-              <w:jc w:val="right"/>
-            </w:pPr>
-            <w:r>
-              <w:rPr>
-                <w:rFonts w:ascii="Arial" w:cs="Arial" w:eastAsia="Arial" w:hAnsi="Arial"/>
-                <w:b w:val="false"/>
-                <w:bCs w:val="false"/>
-                <w:sz w:val="20"/>
-                <w:szCs w:val="20"/>
-              </w:rPr>
-              <w:t xml:space="preserve">190,000</w:t>
-            </w:r>
-          </w:p>
-        </w:tc>
-      </w:tr>
-      <w:tr>
-        <w:tc>
-          <w:tcPr>
-            <w:tcW w:type="dxa" w:w="6240"/>
-            <w:tcBorders>
-              <w:top w:val="single" w:color="999999" w:sz="4"/>
-              <w:left w:val="single" w:color="999999" w:sz="4"/>
-              <w:bottom w:val="single" w:color="999999" w:sz="4"/>
-              <w:right w:val="single" w:color="999999" w:sz="4"/>
-            </w:tcBorders>
-            <w:tcMar>
-              <w:top w:type="dxa" w:w="60"/>
-              <w:left w:type="dxa" w:w="120"/>
-              <w:bottom w:type="dxa" w:w="60"/>
-              <w:right w:type="dxa" w:w="120"/>
-            </w:tcMar>
-          </w:tcPr>
-          <w:p>
-            <w:pPr>
-              <w:spacing w:after="0" w:line="240"/>
-              <w:jc w:val="left"/>
-            </w:pPr>
-            <w:r>
-              <w:rPr>
-                <w:rFonts w:ascii="Arial" w:cs="Arial" w:eastAsia="Arial" w:hAnsi="Arial"/>
-                <w:b w:val="false"/>
-                <w:bCs w:val="false"/>
-                <w:sz w:val="20"/>
-                <w:szCs w:val="20"/>
-              </w:rPr>
-              <w:t xml:space="preserve">Зөөлөвчгүй аяны ор</w:t>
-            </w:r>
-          </w:p>
-        </w:tc>
-        <w:tc>
-          <w:tcPr>
-            <w:tcW w:type="dxa" w:w="3120"/>
-            <w:tcBorders>
-              <w:top w:val="single" w:color="999999" w:sz="4"/>
-              <w:left w:val="single" w:color="999999" w:sz="4"/>
-              <w:bottom w:val="single" w:color="999999" w:sz="4"/>
-              <w:right w:val="single" w:color="999999" w:sz="4"/>
-            </w:tcBorders>
-            <w:tcMar>
-              <w:top w:type="dxa" w:w="60"/>
-              <w:left w:type="dxa" w:w="120"/>
-              <w:bottom w:type="dxa" w:w="60"/>
-              <w:right w:type="dxa" w:w="120"/>
-            </w:tcMar>
-          </w:tcPr>
-          <w:p>
-            <w:pPr>
-              <w:spacing w:after="0" w:line="240"/>
-              <w:jc w:val="right"/>
-            </w:pPr>
-            <w:r>
-              <w:rPr>
-                <w:rFonts w:ascii="Arial" w:cs="Arial" w:eastAsia="Arial" w:hAnsi="Arial"/>
-                <w:b w:val="false"/>
-                <w:bCs w:val="false"/>
-                <w:sz w:val="20"/>
-                <w:szCs w:val="20"/>
-              </w:rPr>
-              <w:t xml:space="preserve">110,000</w:t>
-            </w:r>
-          </w:p>
-        </w:tc>
-      </w:tr>
-      <w:tr>
-        <w:tc>
-          <w:tcPr>
-            <w:tcW w:type="dxa" w:w="6240"/>
-            <w:tcBorders>
-              <w:top w:val="single" w:color="999999" w:sz="4"/>
-              <w:left w:val="single" w:color="999999" w:sz="4"/>
-              <w:bottom w:val="single" w:color="999999" w:sz="4"/>
-              <w:right w:val="single" w:color="999999" w:sz="4"/>
-            </w:tcBorders>
-            <w:tcMar>
-              <w:top w:type="dxa" w:w="60"/>
-              <w:left w:type="dxa" w:w="120"/>
-              <w:bottom w:type="dxa" w:w="60"/>
-              <w:right w:type="dxa" w:w="120"/>
-            </w:tcMar>
-          </w:tcPr>
-          <w:p>
-            <w:pPr>
-              <w:spacing w:after="0" w:line="240"/>
-              <w:jc w:val="left"/>
-            </w:pPr>
-            <w:r>
-              <w:rPr>
-                <w:rFonts w:ascii="Arial" w:cs="Arial" w:eastAsia="Arial" w:hAnsi="Arial"/>
-                <w:b w:val="false"/>
-                <w:bCs w:val="false"/>
-                <w:sz w:val="20"/>
-                <w:szCs w:val="20"/>
-              </w:rPr>
-              <w:t xml:space="preserve">Матраас</w:t>
-            </w:r>
-          </w:p>
-        </w:tc>
-        <w:tc>
-          <w:tcPr>
-            <w:tcW w:type="dxa" w:w="3120"/>
-            <w:tcBorders>
-              <w:top w:val="single" w:color="999999" w:sz="4"/>
-              <w:left w:val="single" w:color="999999" w:sz="4"/>
-              <w:bottom w:val="single" w:color="999999" w:sz="4"/>
-              <w:right w:val="single" w:color="999999" w:sz="4"/>
-            </w:tcBorders>
-            <w:tcMar>
-              <w:top w:type="dxa" w:w="60"/>
-              <w:left w:type="dxa" w:w="120"/>
-              <w:bottom w:type="dxa" w:w="60"/>
-              <w:right w:type="dxa" w:w="120"/>
-            </w:tcMar>
-          </w:tcPr>
-          <w:p>
-            <w:pPr>
-              <w:spacing w:after="0" w:line="240"/>
-              <w:jc w:val="right"/>
-            </w:pPr>
-            <w:r>
-              <w:rPr>
-                <w:rFonts w:ascii="Arial" w:cs="Arial" w:eastAsia="Arial" w:hAnsi="Arial"/>
-                <w:b w:val="false"/>
-                <w:bCs w:val="false"/>
-                <w:sz w:val="20"/>
-                <w:szCs w:val="20"/>
-              </w:rPr>
-              <w:t xml:space="preserve">100,000</w:t>
-            </w:r>
-          </w:p>
-        </w:tc>
-      </w:tr>
-      <w:tr>
-        <w:tc>
-          <w:tcPr>
-            <w:tcW w:type="dxa" w:w="6240"/>
-            <w:tcBorders>
-              <w:top w:val="single" w:color="999999" w:sz="4"/>
-              <w:left w:val="single" w:color="999999" w:sz="4"/>
-              <w:bottom w:val="single" w:color="999999" w:sz="4"/>
-              <w:right w:val="single" w:color="999999" w:sz="4"/>
-            </w:tcBorders>
-            <w:tcMar>
-              <w:top w:type="dxa" w:w="60"/>
-              <w:left w:type="dxa" w:w="120"/>
-              <w:bottom w:type="dxa" w:w="60"/>
-              <w:right w:type="dxa" w:w="120"/>
-            </w:tcMar>
-          </w:tcPr>
-          <w:p>
-            <w:pPr>
-              <w:spacing w:after="0" w:line="240"/>
-              <w:jc w:val="left"/>
-            </w:pPr>
-            <w:r>
-              <w:rPr>
-                <w:rFonts w:ascii="Arial" w:cs="Arial" w:eastAsia="Arial" w:hAnsi="Arial"/>
-                <w:b w:val="false"/>
-                <w:bCs w:val="false"/>
-                <w:sz w:val="20"/>
-                <w:szCs w:val="20"/>
-              </w:rPr>
-              <w:t xml:space="preserve">Мешок</w:t>
-            </w:r>
-          </w:p>
-        </w:tc>
-        <w:tc>
-          <w:tcPr>
-            <w:tcW w:type="dxa" w:w="3120"/>
-            <w:tcBorders>
-              <w:top w:val="single" w:color="999999" w:sz="4"/>
-              <w:left w:val="single" w:color="999999" w:sz="4"/>
-              <w:bottom w:val="single" w:color="999999" w:sz="4"/>
-              <w:right w:val="single" w:color="999999" w:sz="4"/>
-            </w:tcBorders>
-            <w:tcMar>
-              <w:top w:type="dxa" w:w="60"/>
-              <w:left w:type="dxa" w:w="120"/>
-              <w:bottom w:type="dxa" w:w="60"/>
-              <w:right w:type="dxa" w:w="120"/>
-            </w:tcMar>
-          </w:tcPr>
-          <w:p>
-            <w:pPr>
-              <w:spacing w:after="0" w:line="240"/>
-              <w:jc w:val="right"/>
-            </w:pPr>
-            <w:r>
-              <w:rPr>
-                <w:rFonts w:ascii="Arial" w:cs="Arial" w:eastAsia="Arial" w:hAnsi="Arial"/>
-                <w:b w:val="false"/>
-                <w:bCs w:val="false"/>
-                <w:sz w:val="20"/>
-                <w:szCs w:val="20"/>
-              </w:rPr>
-              <w:t xml:space="preserve">100,000</w:t>
-            </w:r>
-          </w:p>
-        </w:tc>
-      </w:tr>
-      <w:tr>
-        <w:tc>
-          <w:tcPr>
-            <w:tcW w:type="dxa" w:w="6240"/>
-            <w:tcBorders>
-              <w:top w:val="single" w:color="999999" w:sz="4"/>
-              <w:left w:val="single" w:color="999999" w:sz="4"/>
-              <w:bottom w:val="single" w:color="999999" w:sz="4"/>
-              <w:right w:val="single" w:color="999999" w:sz="4"/>
-            </w:tcBorders>
-            <w:tcMar>
-              <w:top w:type="dxa" w:w="60"/>
-              <w:left w:type="dxa" w:w="120"/>
-              <w:bottom w:type="dxa" w:w="60"/>
-              <w:right w:type="dxa" w:w="120"/>
-            </w:tcMar>
-          </w:tcPr>
-          <w:p>
-            <w:pPr>
-              <w:spacing w:after="0" w:line="240"/>
-              <w:jc w:val="left"/>
-            </w:pPr>
-            <w:r>
-              <w:rPr>
-                <w:rFonts w:ascii="Arial" w:cs="Arial" w:eastAsia="Arial" w:hAnsi="Arial"/>
-                <w:b w:val="false"/>
-                <w:bCs w:val="false"/>
-                <w:sz w:val="20"/>
-                <w:szCs w:val="20"/>
-              </w:rPr>
-              <w:t xml:space="preserve">Хөнжил</w:t>
-            </w:r>
-          </w:p>
-        </w:tc>
-        <w:tc>
-          <w:tcPr>
-            <w:tcW w:type="dxa" w:w="3120"/>
-            <w:tcBorders>
-              <w:top w:val="single" w:color="999999" w:sz="4"/>
-              <w:left w:val="single" w:color="999999" w:sz="4"/>
-              <w:bottom w:val="single" w:color="999999" w:sz="4"/>
-              <w:right w:val="single" w:color="999999" w:sz="4"/>
-            </w:tcBorders>
-            <w:tcMar>
-              <w:top w:type="dxa" w:w="60"/>
-              <w:left w:type="dxa" w:w="120"/>
-              <w:bottom w:type="dxa" w:w="60"/>
-              <w:right w:type="dxa" w:w="120"/>
-            </w:tcMar>
-          </w:tcPr>
-          <w:p>
-            <w:pPr>
-              <w:spacing w:after="0" w:line="240"/>
-              <w:jc w:val="right"/>
-            </w:pPr>
-            <w:r>
-              <w:rPr>
-                <w:rFonts w:ascii="Arial" w:cs="Arial" w:eastAsia="Arial" w:hAnsi="Arial"/>
-                <w:b w:val="false"/>
-                <w:bCs w:val="false"/>
-                <w:sz w:val="20"/>
-                <w:szCs w:val="20"/>
-              </w:rPr>
-              <w:t xml:space="preserve">120,000</w:t>
-            </w:r>
-          </w:p>
-        </w:tc>
-      </w:tr>
-      <w:tr>
-        <w:tc>
-          <w:tcPr>
-            <w:tcW w:type="dxa" w:w="6240"/>
-            <w:tcBorders>
-              <w:top w:val="single" w:color="999999" w:sz="4"/>
-              <w:left w:val="single" w:color="999999" w:sz="4"/>
-              <w:bottom w:val="single" w:color="999999" w:sz="4"/>
-              <w:right w:val="single" w:color="999999" w:sz="4"/>
-            </w:tcBorders>
-            <w:tcMar>
-              <w:top w:type="dxa" w:w="60"/>
-              <w:left w:type="dxa" w:w="120"/>
-              <w:bottom w:type="dxa" w:w="60"/>
-              <w:right w:type="dxa" w:w="120"/>
-            </w:tcMar>
-          </w:tcPr>
-          <w:p>
-            <w:pPr>
-              <w:spacing w:after="0" w:line="240"/>
-              <w:jc w:val="left"/>
-            </w:pPr>
-            <w:r>
-              <w:rPr>
-                <w:rFonts w:ascii="Arial" w:cs="Arial" w:eastAsia="Arial" w:hAnsi="Arial"/>
-                <w:b w:val="false"/>
-                <w:bCs w:val="false"/>
-                <w:sz w:val="20"/>
-                <w:szCs w:val="20"/>
-              </w:rPr>
-              <w:t xml:space="preserve">Цагаан хэрэглэл</w:t>
-            </w:r>
-          </w:p>
-        </w:tc>
-        <w:tc>
-          <w:tcPr>
-            <w:tcW w:type="dxa" w:w="3120"/>
-            <w:tcBorders>
-              <w:top w:val="single" w:color="999999" w:sz="4"/>
-              <w:left w:val="single" w:color="999999" w:sz="4"/>
-              <w:bottom w:val="single" w:color="999999" w:sz="4"/>
-              <w:right w:val="single" w:color="999999" w:sz="4"/>
-            </w:tcBorders>
-            <w:tcMar>
-              <w:top w:type="dxa" w:w="60"/>
-              <w:left w:type="dxa" w:w="120"/>
-              <w:bottom w:type="dxa" w:w="60"/>
-              <w:right w:type="dxa" w:w="120"/>
-            </w:tcMar>
-          </w:tcPr>
-          <w:p>
-            <w:pPr>
-              <w:spacing w:after="0" w:line="240"/>
-              <w:jc w:val="right"/>
-            </w:pPr>
-            <w:r>
-              <w:rPr>
-                <w:rFonts w:ascii="Arial" w:cs="Arial" w:eastAsia="Arial" w:hAnsi="Arial"/>
-                <w:b w:val="false"/>
-                <w:bCs w:val="false"/>
-                <w:sz w:val="20"/>
-                <w:szCs w:val="20"/>
-              </w:rPr>
-              <w:t xml:space="preserve">90,000</w:t>
-            </w:r>
-          </w:p>
-        </w:tc>
-      </w:tr>
-      <w:tr>
-        <w:tc>
-          <w:tcPr>
-            <w:tcW w:type="dxa" w:w="6240"/>
-            <w:tcBorders>
-              <w:top w:val="single" w:color="999999" w:sz="4"/>
-              <w:left w:val="single" w:color="999999" w:sz="4"/>
-              <w:bottom w:val="single" w:color="999999" w:sz="4"/>
-              <w:right w:val="single" w:color="999999" w:sz="4"/>
-            </w:tcBorders>
-            <w:tcMar>
-              <w:top w:type="dxa" w:w="60"/>
-              <w:left w:type="dxa" w:w="120"/>
-              <w:bottom w:type="dxa" w:w="60"/>
-              <w:right w:type="dxa" w:w="120"/>
-            </w:tcMar>
-          </w:tcPr>
-          <w:p>
-            <w:pPr>
-              <w:spacing w:after="0" w:line="240"/>
-              <w:jc w:val="left"/>
-            </w:pPr>
-            <w:r>
-              <w:rPr>
-                <w:rFonts w:ascii="Arial" w:cs="Arial" w:eastAsia="Arial" w:hAnsi="Arial"/>
-                <w:b w:val="false"/>
-                <w:bCs w:val="false"/>
-                <w:sz w:val="20"/>
-                <w:szCs w:val="20"/>
-              </w:rPr>
-              <w:t xml:space="preserve">Дугуй ширээ</w:t>
-            </w:r>
-          </w:p>
-        </w:tc>
-        <w:tc>
-          <w:tcPr>
-            <w:tcW w:type="dxa" w:w="3120"/>
-            <w:tcBorders>
-              <w:top w:val="single" w:color="999999" w:sz="4"/>
-              <w:left w:val="single" w:color="999999" w:sz="4"/>
-              <w:bottom w:val="single" w:color="999999" w:sz="4"/>
-              <w:right w:val="single" w:color="999999" w:sz="4"/>
-            </w:tcBorders>
-            <w:tcMar>
-              <w:top w:type="dxa" w:w="60"/>
-              <w:left w:type="dxa" w:w="120"/>
-              <w:bottom w:type="dxa" w:w="60"/>
-              <w:right w:type="dxa" w:w="120"/>
-            </w:tcMar>
-          </w:tcPr>
-          <w:p>
-            <w:pPr>
-              <w:spacing w:after="0" w:line="240"/>
-              <w:jc w:val="right"/>
-            </w:pPr>
-            <w:r>
-              <w:rPr>
-                <w:rFonts w:ascii="Arial" w:cs="Arial" w:eastAsia="Arial" w:hAnsi="Arial"/>
-                <w:b w:val="false"/>
-                <w:bCs w:val="false"/>
-                <w:sz w:val="20"/>
-                <w:szCs w:val="20"/>
-              </w:rPr>
-              <w:t xml:space="preserve">250,000</w:t>
-            </w:r>
-          </w:p>
-        </w:tc>
-      </w:tr>
-      <w:tr>
-        <w:tc>
-          <w:tcPr>
-            <w:tcW w:type="dxa" w:w="6240"/>
-            <w:tcBorders>
-              <w:top w:val="single" w:color="999999" w:sz="4"/>
-              <w:left w:val="single" w:color="999999" w:sz="4"/>
-              <w:bottom w:val="single" w:color="999999" w:sz="4"/>
-              <w:right w:val="single" w:color="999999" w:sz="4"/>
-            </w:tcBorders>
-            <w:tcMar>
-              <w:top w:type="dxa" w:w="60"/>
-              <w:left w:type="dxa" w:w="120"/>
-              <w:bottom w:type="dxa" w:w="60"/>
-              <w:right w:type="dxa" w:w="120"/>
-            </w:tcMar>
-          </w:tcPr>
-          <w:p>
-            <w:pPr>
-              <w:spacing w:after="0" w:line="240"/>
-              <w:jc w:val="left"/>
-            </w:pPr>
-            <w:r>
-              <w:rPr>
-                <w:rFonts w:ascii="Arial" w:cs="Arial" w:eastAsia="Arial" w:hAnsi="Arial"/>
-                <w:b w:val="false"/>
-                <w:bCs w:val="false"/>
-                <w:sz w:val="20"/>
-                <w:szCs w:val="20"/>
-              </w:rPr>
-              <w:t xml:space="preserve">Тэгш өнцөгт ширээ</w:t>
-            </w:r>
-          </w:p>
-        </w:tc>
-        <w:tc>
-          <w:tcPr>
-            <w:tcW w:type="dxa" w:w="3120"/>
-            <w:tcBorders>
-              <w:top w:val="single" w:color="999999" w:sz="4"/>
-              <w:left w:val="single" w:color="999999" w:sz="4"/>
-              <w:bottom w:val="single" w:color="999999" w:sz="4"/>
-              <w:right w:val="single" w:color="999999" w:sz="4"/>
-            </w:tcBorders>
-            <w:tcMar>
-              <w:top w:type="dxa" w:w="60"/>
-              <w:left w:type="dxa" w:w="120"/>
-              <w:bottom w:type="dxa" w:w="60"/>
-              <w:right w:type="dxa" w:w="120"/>
-            </w:tcMar>
-          </w:tcPr>
-          <w:p>
-            <w:pPr>
-              <w:spacing w:after="0" w:line="240"/>
-              <w:jc w:val="right"/>
-            </w:pPr>
-            <w:r>
-              <w:rPr>
-                <w:rFonts w:ascii="Arial" w:cs="Arial" w:eastAsia="Arial" w:hAnsi="Arial"/>
-                <w:b w:val="false"/>
-                <w:bCs w:val="false"/>
-                <w:sz w:val="20"/>
-                <w:szCs w:val="20"/>
-              </w:rPr>
-              <w:t xml:space="preserve">160,000</w:t>
-            </w:r>
-          </w:p>
-        </w:tc>
-      </w:tr>
-      <w:tr>
-        <w:tc>
-          <w:tcPr>
-            <w:tcW w:type="dxa" w:w="6240"/>
-            <w:tcBorders>
-              <w:top w:val="single" w:color="999999" w:sz="4"/>
-              <w:left w:val="single" w:color="999999" w:sz="4"/>
-              <w:bottom w:val="single" w:color="999999" w:sz="4"/>
-              <w:right w:val="single" w:color="999999" w:sz="4"/>
-            </w:tcBorders>
-            <w:tcMar>
-              <w:top w:type="dxa" w:w="60"/>
-              <w:left w:type="dxa" w:w="120"/>
-              <w:bottom w:type="dxa" w:w="60"/>
-              <w:right w:type="dxa" w:w="120"/>
-            </w:tcMar>
-          </w:tcPr>
-          <w:p>
-            <w:pPr>
-              <w:spacing w:after="0" w:line="240"/>
-              <w:jc w:val="left"/>
-            </w:pPr>
-            <w:r>
-              <w:rPr>
-                <w:rFonts w:ascii="Arial" w:cs="Arial" w:eastAsia="Arial" w:hAnsi="Arial"/>
-                <w:b w:val="false"/>
-                <w:bCs w:val="false"/>
-                <w:sz w:val="20"/>
-                <w:szCs w:val="20"/>
-              </w:rPr>
-              <w:t xml:space="preserve">Цагаан сандал</w:t>
-            </w:r>
-          </w:p>
-        </w:tc>
-        <w:tc>
-          <w:tcPr>
-            <w:tcW w:type="dxa" w:w="3120"/>
-            <w:tcBorders>
-              <w:top w:val="single" w:color="999999" w:sz="4"/>
-              <w:left w:val="single" w:color="999999" w:sz="4"/>
-              <w:bottom w:val="single" w:color="999999" w:sz="4"/>
-              <w:right w:val="single" w:color="999999" w:sz="4"/>
-            </w:tcBorders>
-            <w:tcMar>
-              <w:top w:type="dxa" w:w="60"/>
-              <w:left w:type="dxa" w:w="120"/>
-              <w:bottom w:type="dxa" w:w="60"/>
-              <w:right w:type="dxa" w:w="120"/>
-            </w:tcMar>
-          </w:tcPr>
-          <w:p>
-            <w:pPr>
-              <w:spacing w:after="0" w:line="240"/>
-              <w:jc w:val="right"/>
-            </w:pPr>
-            <w:r>
-              <w:rPr>
-                <w:rFonts w:ascii="Arial" w:cs="Arial" w:eastAsia="Arial" w:hAnsi="Arial"/>
-                <w:b w:val="false"/>
-                <w:bCs w:val="false"/>
-                <w:sz w:val="20"/>
-                <w:szCs w:val="20"/>
-              </w:rPr>
-              <w:t xml:space="preserve">65,000</w:t>
-            </w:r>
-          </w:p>
-        </w:tc>
-      </w:tr>
-      <w:tr>
-        <w:tc>
-          <w:tcPr>
-            <w:tcW w:type="dxa" w:w="6240"/>
-            <w:tcBorders>
-              <w:top w:val="single" w:color="999999" w:sz="4"/>
-              <w:left w:val="single" w:color="999999" w:sz="4"/>
-              <w:bottom w:val="single" w:color="999999" w:sz="4"/>
-              <w:right w:val="single" w:color="999999" w:sz="4"/>
-            </w:tcBorders>
-            <w:tcMar>
-              <w:top w:type="dxa" w:w="60"/>
-              <w:left w:type="dxa" w:w="120"/>
-              <w:bottom w:type="dxa" w:w="60"/>
-              <w:right w:type="dxa" w:w="120"/>
-            </w:tcMar>
-          </w:tcPr>
-          <w:p>
-            <w:pPr>
-              <w:spacing w:after="0" w:line="240"/>
-              <w:jc w:val="left"/>
-            </w:pPr>
-            <w:r>
-              <w:rPr>
-                <w:rFonts w:ascii="Arial" w:cs="Arial" w:eastAsia="Arial" w:hAnsi="Arial"/>
-                <w:b w:val="false"/>
-                <w:bCs w:val="false"/>
-                <w:sz w:val="20"/>
-                <w:szCs w:val="20"/>
-              </w:rPr>
-              <w:t xml:space="preserve">Аяны сандал</w:t>
-            </w:r>
-          </w:p>
-        </w:tc>
-        <w:tc>
-          <w:tcPr>
-            <w:tcW w:type="dxa" w:w="3120"/>
-            <w:tcBorders>
-              <w:top w:val="single" w:color="999999" w:sz="4"/>
-              <w:left w:val="single" w:color="999999" w:sz="4"/>
-              <w:bottom w:val="single" w:color="999999" w:sz="4"/>
-              <w:right w:val="single" w:color="999999" w:sz="4"/>
-            </w:tcBorders>
-            <w:tcMar>
-              <w:top w:type="dxa" w:w="60"/>
-              <w:left w:type="dxa" w:w="120"/>
-              <w:bottom w:type="dxa" w:w="60"/>
-              <w:right w:type="dxa" w:w="120"/>
-            </w:tcMar>
-          </w:tcPr>
-          <w:p>
-            <w:pPr>
-              <w:spacing w:after="0" w:line="240"/>
-              <w:jc w:val="right"/>
-            </w:pPr>
-            <w:r>
-              <w:rPr>
-                <w:rFonts w:ascii="Arial" w:cs="Arial" w:eastAsia="Arial" w:hAnsi="Arial"/>
-                <w:b w:val="false"/>
-                <w:bCs w:val="false"/>
-                <w:sz w:val="20"/>
-                <w:szCs w:val="20"/>
-              </w:rPr>
-              <w:t xml:space="preserve">120,000</w:t>
-            </w:r>
-          </w:p>
-        </w:tc>
-      </w:tr>
-      <w:tr>
-        <w:tc>
-          <w:tcPr>
-            <w:tcW w:type="dxa" w:w="6240"/>
-            <w:tcBorders>
-              <w:top w:val="single" w:color="999999" w:sz="4"/>
-              <w:left w:val="single" w:color="999999" w:sz="4"/>
-              <w:bottom w:val="single" w:color="999999" w:sz="4"/>
-              <w:right w:val="single" w:color="999999" w:sz="4"/>
-            </w:tcBorders>
-            <w:tcMar>
-              <w:top w:type="dxa" w:w="60"/>
-              <w:left w:type="dxa" w:w="120"/>
-              <w:bottom w:type="dxa" w:w="60"/>
-              <w:right w:type="dxa" w:w="120"/>
-            </w:tcMar>
-          </w:tcPr>
-          <w:p>
-            <w:pPr>
-              <w:spacing w:after="0" w:line="240"/>
-              <w:jc w:val="left"/>
-            </w:pPr>
-            <w:r>
-              <w:rPr>
-                <w:rFonts w:ascii="Arial" w:cs="Arial" w:eastAsia="Arial" w:hAnsi="Arial"/>
-                <w:b w:val="false"/>
-                <w:bCs w:val="false"/>
-                <w:sz w:val="20"/>
-                <w:szCs w:val="20"/>
-              </w:rPr>
-              <w:t xml:space="preserve">Аяга таваг (шаазан эдлэл)</w:t>
-            </w:r>
-          </w:p>
-        </w:tc>
-        <w:tc>
-          <w:tcPr>
-            <w:tcW w:type="dxa" w:w="3120"/>
-            <w:tcBorders>
-              <w:top w:val="single" w:color="999999" w:sz="4"/>
-              <w:left w:val="single" w:color="999999" w:sz="4"/>
-              <w:bottom w:val="single" w:color="999999" w:sz="4"/>
-              <w:right w:val="single" w:color="999999" w:sz="4"/>
-            </w:tcBorders>
-            <w:tcMar>
-              <w:top w:type="dxa" w:w="60"/>
-              <w:left w:type="dxa" w:w="120"/>
-              <w:bottom w:type="dxa" w:w="60"/>
-              <w:right w:type="dxa" w:w="120"/>
-            </w:tcMar>
-          </w:tcPr>
-          <w:p>
-            <w:pPr>
-              <w:spacing w:after="0" w:line="240"/>
-              <w:jc w:val="right"/>
-            </w:pPr>
-            <w:r>
-              <w:rPr>
-                <w:rFonts w:ascii="Arial" w:cs="Arial" w:eastAsia="Arial" w:hAnsi="Arial"/>
-                <w:b w:val="false"/>
-                <w:bCs w:val="false"/>
-                <w:sz w:val="20"/>
-                <w:szCs w:val="20"/>
-              </w:rPr>
-              <w:t xml:space="preserve">10,000</w:t>
-            </w:r>
-          </w:p>
-        </w:tc>
-      </w:tr>
-      <w:tr>
-        <w:tc>
-          <w:tcPr>
-            <w:tcW w:type="dxa" w:w="6240"/>
-            <w:tcBorders>
-              <w:top w:val="single" w:color="999999" w:sz="4"/>
-              <w:left w:val="single" w:color="999999" w:sz="4"/>
-              <w:bottom w:val="single" w:color="999999" w:sz="4"/>
-              <w:right w:val="single" w:color="999999" w:sz="4"/>
-            </w:tcBorders>
-            <w:tcMar>
-              <w:top w:type="dxa" w:w="60"/>
-              <w:left w:type="dxa" w:w="120"/>
-              <w:bottom w:type="dxa" w:w="60"/>
-              <w:right w:type="dxa" w:w="120"/>
-            </w:tcMar>
-          </w:tcPr>
-          <w:p>
-            <w:pPr>
-              <w:spacing w:after="0" w:line="240"/>
-              <w:jc w:val="left"/>
-            </w:pPr>
-            <w:r>
-              <w:rPr>
-                <w:rFonts w:ascii="Arial" w:cs="Arial" w:eastAsia="Arial" w:hAnsi="Arial"/>
-                <w:b w:val="false"/>
-                <w:bCs w:val="false"/>
-                <w:sz w:val="20"/>
-                <w:szCs w:val="20"/>
-              </w:rPr>
-              <w:t xml:space="preserve">Угаалтуур</w:t>
-            </w:r>
-          </w:p>
-        </w:tc>
-        <w:tc>
-          <w:tcPr>
-            <w:tcW w:type="dxa" w:w="3120"/>
-            <w:tcBorders>
-              <w:top w:val="single" w:color="999999" w:sz="4"/>
-              <w:left w:val="single" w:color="999999" w:sz="4"/>
-              <w:bottom w:val="single" w:color="999999" w:sz="4"/>
-              <w:right w:val="single" w:color="999999" w:sz="4"/>
-            </w:tcBorders>
-            <w:tcMar>
-              <w:top w:type="dxa" w:w="60"/>
-              <w:left w:type="dxa" w:w="120"/>
-              <w:bottom w:type="dxa" w:w="60"/>
-              <w:right w:type="dxa" w:w="120"/>
-            </w:tcMar>
-          </w:tcPr>
-          <w:p>
-            <w:pPr>
-              <w:spacing w:after="0" w:line="240"/>
-              <w:jc w:val="right"/>
-            </w:pPr>
-            <w:r>
-              <w:rPr>
-                <w:rFonts w:ascii="Arial" w:cs="Arial" w:eastAsia="Arial" w:hAnsi="Arial"/>
-                <w:b w:val="false"/>
-                <w:bCs w:val="false"/>
-                <w:sz w:val="20"/>
-                <w:szCs w:val="20"/>
-              </w:rPr>
-              <w:t xml:space="preserve">170,000</w:t>
-            </w:r>
-          </w:p>
-        </w:tc>
-      </w:tr>
-      <w:tr>
-        <w:tc>
-          <w:tcPr>
-            <w:tcW w:type="dxa" w:w="6240"/>
-            <w:tcBorders>
-              <w:top w:val="single" w:color="999999" w:sz="4"/>
-              <w:left w:val="single" w:color="999999" w:sz="4"/>
-              <w:bottom w:val="single" w:color="999999" w:sz="4"/>
-              <w:right w:val="single" w:color="999999" w:sz="4"/>
-            </w:tcBorders>
-            <w:tcMar>
-              <w:top w:type="dxa" w:w="60"/>
-              <w:left w:type="dxa" w:w="120"/>
-              <w:bottom w:type="dxa" w:w="60"/>
-              <w:right w:type="dxa" w:w="120"/>
-            </w:tcMar>
-          </w:tcPr>
-          <w:p>
-            <w:pPr>
-              <w:spacing w:after="0" w:line="240"/>
-              <w:jc w:val="left"/>
-            </w:pPr>
-            <w:r>
-              <w:rPr>
-                <w:rFonts w:ascii="Arial" w:cs="Arial" w:eastAsia="Arial" w:hAnsi="Arial"/>
-                <w:b w:val="false"/>
-                <w:bCs w:val="false"/>
-                <w:sz w:val="20"/>
-                <w:szCs w:val="20"/>
-              </w:rPr>
-              <w:t xml:space="preserve">Нойл суултуур</w:t>
-            </w:r>
-          </w:p>
-        </w:tc>
-        <w:tc>
-          <w:tcPr>
-            <w:tcW w:type="dxa" w:w="3120"/>
-            <w:tcBorders>
-              <w:top w:val="single" w:color="999999" w:sz="4"/>
-              <w:left w:val="single" w:color="999999" w:sz="4"/>
-              <w:bottom w:val="single" w:color="999999" w:sz="4"/>
-              <w:right w:val="single" w:color="999999" w:sz="4"/>
-            </w:tcBorders>
-            <w:tcMar>
-              <w:top w:type="dxa" w:w="60"/>
-              <w:left w:type="dxa" w:w="120"/>
-              <w:bottom w:type="dxa" w:w="60"/>
-              <w:right w:type="dxa" w:w="120"/>
-            </w:tcMar>
-          </w:tcPr>
-          <w:p>
-            <w:pPr>
-              <w:spacing w:after="0" w:line="240"/>
-              <w:jc w:val="right"/>
-            </w:pPr>
-            <w:r>
-              <w:rPr>
-                <w:rFonts w:ascii="Arial" w:cs="Arial" w:eastAsia="Arial" w:hAnsi="Arial"/>
-                <w:b w:val="false"/>
-                <w:bCs w:val="false"/>
-                <w:sz w:val="20"/>
-                <w:szCs w:val="20"/>
-              </w:rPr>
-              <w:t xml:space="preserve">70,000</w:t>
-            </w:r>
-          </w:p>
-        </w:tc>
-      </w:tr>
-      <w:tr>
-        <w:tc>
-          <w:tcPr>
-            <w:tcW w:type="dxa" w:w="6240"/>
-            <w:tcBorders>
-              <w:top w:val="single" w:color="999999" w:sz="4"/>
-              <w:left w:val="single" w:color="999999" w:sz="4"/>
-              <w:bottom w:val="single" w:color="999999" w:sz="4"/>
-              <w:right w:val="single" w:color="999999" w:sz="4"/>
-            </w:tcBorders>
-            <w:tcMar>
-              <w:top w:type="dxa" w:w="60"/>
-              <w:left w:type="dxa" w:w="120"/>
-              <w:bottom w:type="dxa" w:w="60"/>
-              <w:right w:type="dxa" w:w="120"/>
-            </w:tcMar>
-          </w:tcPr>
-          <w:p>
-            <w:pPr>
-              <w:spacing w:after="0" w:line="240"/>
-              <w:jc w:val="left"/>
-            </w:pPr>
-            <w:r>
-              <w:rPr>
-                <w:rFonts w:ascii="Arial" w:cs="Arial" w:eastAsia="Arial" w:hAnsi="Arial"/>
-                <w:b w:val="false"/>
-                <w:bCs w:val="false"/>
-                <w:sz w:val="20"/>
-                <w:szCs w:val="20"/>
-              </w:rPr>
-              <w:t xml:space="preserve">Нойл майхан</w:t>
-            </w:r>
-          </w:p>
-        </w:tc>
-        <w:tc>
-          <w:tcPr>
-            <w:tcW w:type="dxa" w:w="3120"/>
-            <w:tcBorders>
-              <w:top w:val="single" w:color="999999" w:sz="4"/>
-              <w:left w:val="single" w:color="999999" w:sz="4"/>
-              <w:bottom w:val="single" w:color="999999" w:sz="4"/>
-              <w:right w:val="single" w:color="999999" w:sz="4"/>
-            </w:tcBorders>
-            <w:tcMar>
-              <w:top w:type="dxa" w:w="60"/>
-              <w:left w:type="dxa" w:w="120"/>
-              <w:bottom w:type="dxa" w:w="60"/>
-              <w:right w:type="dxa" w:w="120"/>
-            </w:tcMar>
-          </w:tcPr>
-          <w:p>
-            <w:pPr>
-              <w:spacing w:after="0" w:line="240"/>
-              <w:jc w:val="right"/>
-            </w:pPr>
-            <w:r>
-              <w:rPr>
-                <w:rFonts w:ascii="Arial" w:cs="Arial" w:eastAsia="Arial" w:hAnsi="Arial"/>
-                <w:b w:val="false"/>
-                <w:bCs w:val="false"/>
-                <w:sz w:val="20"/>
-                <w:szCs w:val="20"/>
-              </w:rPr>
-              <w:t xml:space="preserve">250,000</w:t>
-            </w:r>
-          </w:p>
-        </w:tc>
-      </w:tr>
-      <w:tr>
-        <w:tc>
-          <w:tcPr>
-            <w:tcW w:type="dxa" w:w="6240"/>
-            <w:tcBorders>
-              <w:top w:val="single" w:color="999999" w:sz="4"/>
-              <w:left w:val="single" w:color="999999" w:sz="4"/>
-              <w:bottom w:val="single" w:color="999999" w:sz="4"/>
-              <w:right w:val="single" w:color="999999" w:sz="4"/>
-            </w:tcBorders>
-            <w:tcMar>
-              <w:top w:type="dxa" w:w="60"/>
-              <w:left w:type="dxa" w:w="120"/>
-              <w:bottom w:type="dxa" w:w="60"/>
-              <w:right w:type="dxa" w:w="120"/>
-            </w:tcMar>
-          </w:tcPr>
-          <w:p>
-            <w:pPr>
-              <w:spacing w:after="0" w:line="240"/>
-              <w:jc w:val="left"/>
-            </w:pPr>
-            <w:r>
-              <w:rPr>
-                <w:rFonts w:ascii="Arial" w:cs="Arial" w:eastAsia="Arial" w:hAnsi="Arial"/>
-                <w:b w:val="false"/>
-                <w:bCs w:val="false"/>
-                <w:sz w:val="20"/>
-                <w:szCs w:val="20"/>
-              </w:rPr>
-              <w:t xml:space="preserve">Чимэглэл гэрэлтүүлэг 50м-с доош</w:t>
-            </w:r>
-          </w:p>
-        </w:tc>
-        <w:tc>
-          <w:tcPr>
-            <w:tcW w:type="dxa" w:w="3120"/>
-            <w:tcBorders>
-              <w:top w:val="single" w:color="999999" w:sz="4"/>
-              <w:left w:val="single" w:color="999999" w:sz="4"/>
-              <w:bottom w:val="single" w:color="999999" w:sz="4"/>
-              <w:right w:val="single" w:color="999999" w:sz="4"/>
-            </w:tcBorders>
-            <w:tcMar>
-              <w:top w:type="dxa" w:w="60"/>
-              <w:left w:type="dxa" w:w="120"/>
-              <w:bottom w:type="dxa" w:w="60"/>
-              <w:right w:type="dxa" w:w="120"/>
-            </w:tcMar>
-          </w:tcPr>
-          <w:p>
-            <w:pPr>
-              <w:spacing w:after="0" w:line="240"/>
-              <w:jc w:val="right"/>
-            </w:pPr>
-            <w:r>
-              <w:rPr>
-                <w:rFonts w:ascii="Arial" w:cs="Arial" w:eastAsia="Arial" w:hAnsi="Arial"/>
-                <w:b w:val="false"/>
-                <w:bCs w:val="false"/>
-                <w:sz w:val="20"/>
-                <w:szCs w:val="20"/>
-              </w:rPr>
-              <w:t xml:space="preserve">50,000</w:t>
-            </w:r>
-          </w:p>
-        </w:tc>
-      </w:tr>
-      <w:tr>
-        <w:tc>
-          <w:tcPr>
-            <w:tcW w:type="dxa" w:w="6240"/>
-            <w:tcBorders>
-              <w:top w:val="single" w:color="999999" w:sz="4"/>
-              <w:left w:val="single" w:color="999999" w:sz="4"/>
-              <w:bottom w:val="single" w:color="999999" w:sz="4"/>
-              <w:right w:val="single" w:color="999999" w:sz="4"/>
-            </w:tcBorders>
-            <w:tcMar>
-              <w:top w:type="dxa" w:w="60"/>
-              <w:left w:type="dxa" w:w="120"/>
-              <w:bottom w:type="dxa" w:w="60"/>
-              <w:right w:type="dxa" w:w="120"/>
-            </w:tcMar>
-          </w:tcPr>
-          <w:p>
-            <w:pPr>
-              <w:spacing w:after="0" w:line="240"/>
-              <w:jc w:val="left"/>
-            </w:pPr>
-            <w:r>
-              <w:rPr>
-                <w:rFonts w:ascii="Arial" w:cs="Arial" w:eastAsia="Arial" w:hAnsi="Arial"/>
-                <w:b w:val="false"/>
-                <w:bCs w:val="false"/>
-                <w:sz w:val="20"/>
-                <w:szCs w:val="20"/>
-              </w:rPr>
-              <w:t xml:space="preserve">Чимэглэл гэрэлтүүлэг 50м-с дээш</w:t>
-            </w:r>
-          </w:p>
-        </w:tc>
-        <w:tc>
-          <w:tcPr>
-            <w:tcW w:type="dxa" w:w="3120"/>
-            <w:tcBorders>
-              <w:top w:val="single" w:color="999999" w:sz="4"/>
-              <w:left w:val="single" w:color="999999" w:sz="4"/>
-              <w:bottom w:val="single" w:color="999999" w:sz="4"/>
-              <w:right w:val="single" w:color="999999" w:sz="4"/>
-            </w:tcBorders>
-            <w:tcMar>
-              <w:top w:type="dxa" w:w="60"/>
-              <w:left w:type="dxa" w:w="120"/>
-              <w:bottom w:type="dxa" w:w="60"/>
-              <w:right w:type="dxa" w:w="120"/>
-            </w:tcMar>
-          </w:tcPr>
-          <w:p>
-            <w:pPr>
-              <w:spacing w:after="0" w:line="240"/>
-              <w:jc w:val="right"/>
-            </w:pPr>
-            <w:r>
-              <w:rPr>
-                <w:rFonts w:ascii="Arial" w:cs="Arial" w:eastAsia="Arial" w:hAnsi="Arial"/>
-                <w:b w:val="false"/>
-                <w:bCs w:val="false"/>
-                <w:sz w:val="20"/>
-                <w:szCs w:val="20"/>
-              </w:rPr>
-              <w:t xml:space="preserve">100,000</w:t>
-            </w:r>
-          </w:p>
-        </w:tc>
-      </w:tr>
-      <w:tr>
-        <w:tc>
-          <w:tcPr>
-            <w:tcW w:type="dxa" w:w="6240"/>
-            <w:tcBorders>
-              <w:top w:val="single" w:color="999999" w:sz="4"/>
-              <w:left w:val="single" w:color="999999" w:sz="4"/>
-              <w:bottom w:val="single" w:color="999999" w:sz="4"/>
-              <w:right w:val="single" w:color="999999" w:sz="4"/>
-            </w:tcBorders>
-            <w:tcMar>
-              <w:top w:type="dxa" w:w="60"/>
-              <w:left w:type="dxa" w:w="120"/>
-              <w:bottom w:type="dxa" w:w="60"/>
-              <w:right w:type="dxa" w:w="120"/>
-            </w:tcMar>
-          </w:tcPr>
-          <w:p>
-            <w:pPr>
-              <w:spacing w:after="0" w:line="240"/>
-              <w:jc w:val="left"/>
-            </w:pPr>
-            <w:r>
-              <w:rPr>
-                <w:rFonts w:ascii="Arial" w:cs="Arial" w:eastAsia="Arial" w:hAnsi="Arial"/>
-                <w:b w:val="false"/>
-                <w:bCs w:val="false"/>
-                <w:sz w:val="20"/>
-                <w:szCs w:val="20"/>
-              </w:rPr>
-              <w:t xml:space="preserve">Цэвэрлэгээ (хэт бохирдол)</w:t>
-            </w:r>
-          </w:p>
-        </w:tc>
-        <w:tc>
-          <w:tcPr>
-            <w:tcW w:type="dxa" w:w="3120"/>
-            <w:tcBorders>
-              <w:top w:val="single" w:color="999999" w:sz="4"/>
-              <w:left w:val="single" w:color="999999" w:sz="4"/>
-              <w:bottom w:val="single" w:color="999999" w:sz="4"/>
-              <w:right w:val="single" w:color="999999" w:sz="4"/>
-            </w:tcBorders>
-            <w:tcMar>
-              <w:top w:type="dxa" w:w="60"/>
-              <w:left w:type="dxa" w:w="120"/>
-              <w:bottom w:type="dxa" w:w="60"/>
-              <w:right w:type="dxa" w:w="120"/>
-            </w:tcMar>
-          </w:tcPr>
-          <w:p>
-            <w:pPr>
-              <w:spacing w:after="0" w:line="240"/>
-              <w:jc w:val="right"/>
-            </w:pPr>
-            <w:r>
-              <w:rPr>
-                <w:rFonts w:ascii="Arial" w:cs="Arial" w:eastAsia="Arial" w:hAnsi="Arial"/>
-                <w:b w:val="false"/>
-                <w:bCs w:val="false"/>
-                <w:sz w:val="20"/>
-                <w:szCs w:val="20"/>
-              </w:rPr>
-              <w:t xml:space="preserve">30,000</w:t>
-            </w:r>
-          </w:p>
-        </w:tc>
-      </w:tr>
-    </w:tbl>
-    <w:p>
-      <w:pPr>
-        <w:spacing w:after="120" w:line="280"/>
-      </w:pPr>
-      <w:r>
-        <w:rPr>
-          <w:rFonts w:ascii="Arial" w:cs="Arial" w:eastAsia="Arial" w:hAnsi="Arial"/>
-          <w:sz w:val="22"/>
-          <w:szCs w:val="22"/>
-        </w:rPr>
-        <w:t xml:space="preserve"/>
-      </w:r>
-    </w:p>
-    <w:p>
-      <w:pPr>
-        <w:spacing w:after="120" w:line="280"/>
-        <w:rPr>
-          <w:b/>
-          <w:bCs/>
-        </w:rPr>
-      </w:pPr>
-      <w:r>
-        <w:rPr>
-          <w:rFonts w:ascii="Arial" w:cs="Arial" w:eastAsia="Arial" w:hAnsi="Arial"/>
-          <w:b/>
-          <w:bCs/>
-          <w:sz w:val="22"/>
-          <w:szCs w:val="22"/>
-        </w:rPr>
-        <w:t xml:space="preserve">Тоног төхөөрөмж, тохижилтыг зориулалтын бусаар ашиглах нь эвдрэл гэмтэл үүсэх гол шалтгаан болдог тул зориулалтын дагуу ашиглана уу.</w:t>
-      </w:r>
-    </w:p>
-    <w:p>
-      <w:pPr>
-        <w:spacing w:after="120" w:line="280"/>
-      </w:pPr>
-      <w:r>
-        <w:rPr>
-          <w:rFonts w:ascii="Arial" w:cs="Arial" w:eastAsia="Arial" w:hAnsi="Arial"/>
-          <w:sz w:val="22"/>
-          <w:szCs w:val="22"/>
-        </w:rPr>
-        <w:t xml:space="preserve">Энэ тарифт тусгагдаагүй тоног төхөөрөмж, эд хогшлыг Монгол улсын зах зээлд борлуулагдаж байгаа үнийн судалгаан дээр үндэслэн үнэлгээг гаргана. Үнэлгээ нь НӨАТ-ын хувийг зохицуулсан харилцааг хөндөхгүй, хэрэв эвдрэл гэмтэл үүссэн бол зөвхөн бодит өртгөөр төлнө.</w:t>
       </w:r>
     </w:p>
     <w:p>
